--- a/pr-preview/pr-58/chapters/coding-practices-tracked-changes.docx
+++ b/pr-preview/pr-58/chapters/coding-practices-tracked-changes.docx
@@ -26,7 +26,7 @@
       </w:pPr>
       <w:ins w:id="2" w:author="PR Preview" w:date="2026-01-01T00:00:00Z">
         <w:r>
-          <w:t xml:space="preserve">Last modified: 2026-10-27 14:11:27 (PDT)</w:t>
+          <w:t xml:space="preserve">Last modified: 2026-10-27 15:12:14 (PDT)</w:t>
         </w:r>
       </w:ins>
     </w:p>
@@ -37579,32 +37579,32 @@
       </w:ins>
       <w:ins w:id="11" w:author="PR Preview" w:date="2026-01-01T00:00:00Z">
         <w:r>
-          <w:t xml:space="preserve">(</w:t>
+          <w:t xml:space="preserve">(2019, source on</w:t>
+        </w:r>
+      </w:ins>
+      <w:ins w:id="12" w:author="PR Preview" w:date="2026-01-01T00:00:00Z">
+        <w:r>
+          <w:t xml:space="preserve"> </w:t>
         </w:r>
       </w:ins>
       <w:hyperlink r:id="rId323">
-        <w:ins w:id="12" w:author="PR Preview" w:date="2026-01-01T00:00:00Z">
+        <w:ins w:id="13" w:author="PR Preview" w:date="2026-01-01T00:00:00Z">
           <w:r>
             <w:rPr>
               <w:rStyle w:val="Hyperlink"/>
             </w:rPr>
-            <w:t xml:space="preserve">source on GitHub</w:t>
+            <w:t xml:space="preserve">GitHub</w:t>
           </w:r>
         </w:ins>
       </w:hyperlink>
-      <w:ins w:id="13" w:author="PR Preview" w:date="2026-01-01T00:00:00Z">
-        <w:r>
-          <w:t xml:space="preserve">),</w:t>
-        </w:r>
-      </w:ins>
       <w:ins w:id="14" w:author="PR Preview" w:date="2026-01-01T00:00:00Z">
         <w:r>
-          <w:t xml:space="preserve"> </w:t>
+          <w:t xml:space="preserve">)</w:t>
         </w:r>
       </w:ins>
       <w:ins w:id="15" w:author="PR Preview" w:date="2026-01-01T00:00:00Z">
         <w:r>
-          <w:t xml:space="preserve">Norm Matloff argues that teaching R to noncoders through the Tidyverse is counterproductive.</w:t>
+          <w:t xml:space="preserve">,</w:t>
         </w:r>
       </w:ins>
       <w:ins w:id="16" w:author="PR Preview" w:date="2026-01-01T00:00:00Z">
@@ -37614,7 +37614,7 @@
       </w:ins>
       <w:ins w:id="17" w:author="PR Preview" w:date="2026-01-01T00:00:00Z">
         <w:r>
-          <w:t xml:space="preserve">The essay is about teaching beginners,</w:t>
+          <w:t xml:space="preserve">Norm Matloff argues that teaching R to noncoders through the Tidyverse is counterproductive.</w:t>
         </w:r>
       </w:ins>
       <w:ins w:id="18" w:author="PR Preview" w:date="2026-01-01T00:00:00Z">
@@ -37624,7 +37624,7 @@
       </w:ins>
       <w:ins w:id="19" w:author="PR Preview" w:date="2026-01-01T00:00:00Z">
         <w:r>
-          <w:t xml:space="preserve">not about teaching computer science students</w:t>
+          <w:t xml:space="preserve">The essay is about teaching beginners,</w:t>
         </w:r>
       </w:ins>
       <w:ins w:id="20" w:author="PR Preview" w:date="2026-01-01T00:00:00Z">
@@ -37634,7 +37634,7 @@
       </w:ins>
       <w:ins w:id="21" w:author="PR Preview" w:date="2026-01-01T00:00:00Z">
         <w:r>
-          <w:t xml:space="preserve">or about whether R is a good tool for experienced coders</w:t>
+          <w:t xml:space="preserve">not about teaching computer science students</w:t>
         </w:r>
       </w:ins>
       <w:ins w:id="22" w:author="PR Preview" w:date="2026-01-01T00:00:00Z">
@@ -37644,7 +37644,7 @@
       </w:ins>
       <w:ins w:id="23" w:author="PR Preview" w:date="2026-01-01T00:00:00Z">
         <w:r>
-          <w:t xml:space="preserve">(which Matloff calls a matter of personal taste).</w:t>
+          <w:t xml:space="preserve">or about whether R is a good tool for experienced coders</w:t>
         </w:r>
       </w:ins>
       <w:ins w:id="24" w:author="PR Preview" w:date="2026-01-01T00:00:00Z">
@@ -37653,6 +37653,16 @@
         </w:r>
       </w:ins>
       <w:ins w:id="25" w:author="PR Preview" w:date="2026-01-01T00:00:00Z">
+        <w:r>
+          <w:t xml:space="preserve">(which Matloff calls a matter of personal taste).</w:t>
+        </w:r>
+      </w:ins>
+      <w:ins w:id="26" w:author="PR Preview" w:date="2026-01-01T00:00:00Z">
+        <w:r>
+          <w:t xml:space="preserve"> </w:t>
+        </w:r>
+      </w:ins>
+      <w:ins w:id="27" w:author="PR Preview" w:date="2026-01-01T00:00:00Z">
         <w:r>
           <w:t xml:space="preserve">Its main points:</w:t>
         </w:r>
@@ -37666,7 +37676,7 @@
           <w:numId w:val="1068"/>
         </w:numPr>
       </w:pPr>
-      <w:ins w:id="26" w:author="PR Preview" w:date="2026-01-01T00:00:00Z">
+      <w:ins w:id="28" w:author="PR Preview" w:date="2026-01-01T00:00:00Z">
         <w:r>
           <w:rPr>
             <w:b/>
@@ -37675,22 +37685,22 @@
           <w:t xml:space="preserve">Keep it simple.</w:t>
         </w:r>
       </w:ins>
-      <w:ins w:id="27" w:author="PR Preview" w:date="2026-01-01T00:00:00Z">
-        <w:r>
-          <w:t xml:space="preserve"> </w:t>
-        </w:r>
-      </w:ins>
-      <w:ins w:id="28" w:author="PR Preview" w:date="2026-01-01T00:00:00Z">
-        <w:r>
-          <w:t xml:space="preserve">Base R (vectors,</w:t>
-        </w:r>
-      </w:ins>
       <w:ins w:id="29" w:author="PR Preview" w:date="2026-01-01T00:00:00Z">
         <w:r>
           <w:t xml:space="preserve"> </w:t>
         </w:r>
       </w:ins>
       <w:ins w:id="30" w:author="PR Preview" w:date="2026-01-01T00:00:00Z">
+        <w:r>
+          <w:t xml:space="preserve">Base R (vectors,</w:t>
+        </w:r>
+      </w:ins>
+      <w:ins w:id="31" w:author="PR Preview" w:date="2026-01-01T00:00:00Z">
+        <w:r>
+          <w:t xml:space="preserve"> </w:t>
+        </w:r>
+      </w:ins>
+      <w:ins w:id="32" w:author="PR Preview" w:date="2026-01-01T00:00:00Z">
         <w:r>
           <w:rPr>
             <w:rStyle w:val="VerbatimChar"/>
@@ -37698,17 +37708,17 @@
           <w:t xml:space="preserve">$</w:t>
         </w:r>
       </w:ins>
-      <w:ins w:id="31" w:author="PR Preview" w:date="2026-01-01T00:00:00Z">
+      <w:ins w:id="33" w:author="PR Preview" w:date="2026-01-01T00:00:00Z">
         <w:r>
           <w:t xml:space="preserve">, brackets, loops,</w:t>
         </w:r>
       </w:ins>
-      <w:ins w:id="32" w:author="PR Preview" w:date="2026-01-01T00:00:00Z">
+      <w:ins w:id="34" w:author="PR Preview" w:date="2026-01-01T00:00:00Z">
         <w:r>
           <w:t xml:space="preserve"> </w:t>
         </w:r>
       </w:ins>
-      <w:ins w:id="33" w:author="PR Preview" w:date="2026-01-01T00:00:00Z">
+      <w:ins w:id="35" w:author="PR Preview" w:date="2026-01-01T00:00:00Z">
         <w:r>
           <w:rPr>
             <w:rStyle w:val="VerbatimChar"/>
@@ -37716,12 +37726,12 @@
           <w:t xml:space="preserve">if</w:t>
         </w:r>
       </w:ins>
-      <w:ins w:id="34" w:author="PR Preview" w:date="2026-01-01T00:00:00Z">
+      <w:ins w:id="36" w:author="PR Preview" w:date="2026-01-01T00:00:00Z">
         <w:r>
           <w:t xml:space="preserve">/</w:t>
         </w:r>
       </w:ins>
-      <w:ins w:id="35" w:author="PR Preview" w:date="2026-01-01T00:00:00Z">
+      <w:ins w:id="37" w:author="PR Preview" w:date="2026-01-01T00:00:00Z">
         <w:r>
           <w:rPr>
             <w:rStyle w:val="VerbatimChar"/>
@@ -37729,17 +37739,17 @@
           <w:t xml:space="preserve">else</w:t>
         </w:r>
       </w:ins>
-      <w:ins w:id="36" w:author="PR Preview" w:date="2026-01-01T00:00:00Z">
+      <w:ins w:id="38" w:author="PR Preview" w:date="2026-01-01T00:00:00Z">
         <w:r>
           <w:t xml:space="preserve">) is less abstract than the Tidyverse,</w:t>
         </w:r>
       </w:ins>
-      <w:ins w:id="37" w:author="PR Preview" w:date="2026-01-01T00:00:00Z">
+      <w:ins w:id="39" w:author="PR Preview" w:date="2026-01-01T00:00:00Z">
         <w:r>
           <w:t xml:space="preserve"> </w:t>
         </w:r>
       </w:ins>
-      <w:ins w:id="38" w:author="PR Preview" w:date="2026-01-01T00:00:00Z">
+      <w:ins w:id="40" w:author="PR Preview" w:date="2026-01-01T00:00:00Z">
         <w:r>
           <w:t xml:space="preserve">so beginners reach useful analyses sooner.</w:t>
         </w:r>
@@ -37753,7 +37763,7 @@
           <w:numId w:val="1068"/>
         </w:numPr>
       </w:pPr>
-      <w:ins w:id="39" w:author="PR Preview" w:date="2026-01-01T00:00:00Z">
+      <w:ins w:id="41" w:author="PR Preview" w:date="2026-01-01T00:00:00Z">
         <w:r>
           <w:rPr>
             <w:b/>
@@ -37762,22 +37772,22 @@
           <w:t xml:space="preserve">Functional programming is hard for beginners.</w:t>
         </w:r>
       </w:ins>
-      <w:ins w:id="40" w:author="PR Preview" w:date="2026-01-01T00:00:00Z">
-        <w:r>
-          <w:t xml:space="preserve"> </w:t>
-        </w:r>
-      </w:ins>
-      <w:ins w:id="41" w:author="PR Preview" w:date="2026-01-01T00:00:00Z">
-        <w:r>
-          <w:t xml:space="preserve">Replacing loops with</w:t>
-        </w:r>
-      </w:ins>
       <w:ins w:id="42" w:author="PR Preview" w:date="2026-01-01T00:00:00Z">
         <w:r>
           <w:t xml:space="preserve"> </w:t>
         </w:r>
       </w:ins>
       <w:ins w:id="43" w:author="PR Preview" w:date="2026-01-01T00:00:00Z">
+        <w:r>
+          <w:t xml:space="preserve">Replacing loops with</w:t>
+        </w:r>
+      </w:ins>
+      <w:ins w:id="44" w:author="PR Preview" w:date="2026-01-01T00:00:00Z">
+        <w:r>
+          <w:t xml:space="preserve"> </w:t>
+        </w:r>
+      </w:ins>
+      <w:ins w:id="45" w:author="PR Preview" w:date="2026-01-01T00:00:00Z">
         <w:r>
           <w:rPr>
             <w:rStyle w:val="VerbatimChar"/>
@@ -37785,17 +37795,17 @@
           <w:t xml:space="preserve">{purrr}</w:t>
         </w:r>
       </w:ins>
-      <w:ins w:id="44" w:author="PR Preview" w:date="2026-01-01T00:00:00Z">
+      <w:ins w:id="46" w:author="PR Preview" w:date="2026-01-01T00:00:00Z">
         <w:r>
           <w:t xml:space="preserve">-style function calls asks novices to master functions,</w:t>
         </w:r>
       </w:ins>
-      <w:ins w:id="45" w:author="PR Preview" w:date="2026-01-01T00:00:00Z">
+      <w:ins w:id="47" w:author="PR Preview" w:date="2026-01-01T00:00:00Z">
         <w:r>
           <w:t xml:space="preserve"> </w:t>
         </w:r>
       </w:ins>
-      <w:ins w:id="46" w:author="PR Preview" w:date="2026-01-01T00:00:00Z">
+      <w:ins w:id="48" w:author="PR Preview" w:date="2026-01-01T00:00:00Z">
         <w:r>
           <w:t xml:space="preserve">which Matloff sees as the hardest part of R for them.</w:t>
         </w:r>
@@ -37809,7 +37819,7 @@
           <w:numId w:val="1068"/>
         </w:numPr>
       </w:pPr>
-      <w:ins w:id="47" w:author="PR Preview" w:date="2026-01-01T00:00:00Z">
+      <w:ins w:id="49" w:author="PR Preview" w:date="2026-01-01T00:00:00Z">
         <w:r>
           <w:rPr>
             <w:b/>
@@ -37818,16 +37828,6 @@
           <w:t xml:space="preserve">Pipes hinder debugging.</w:t>
         </w:r>
       </w:ins>
-      <w:ins w:id="48" w:author="PR Preview" w:date="2026-01-01T00:00:00Z">
-        <w:r>
-          <w:t xml:space="preserve"> </w:t>
-        </w:r>
-      </w:ins>
-      <w:ins w:id="49" w:author="PR Preview" w:date="2026-01-01T00:00:00Z">
-        <w:r>
-          <w:t xml:space="preserve">Code written as separate statements can be run and checked one line at a time,</w:t>
-        </w:r>
-      </w:ins>
       <w:ins w:id="50" w:author="PR Preview" w:date="2026-01-01T00:00:00Z">
         <w:r>
           <w:t xml:space="preserve"> </w:t>
@@ -37835,7 +37835,7 @@
       </w:ins>
       <w:ins w:id="51" w:author="PR Preview" w:date="2026-01-01T00:00:00Z">
         <w:r>
-          <w:t xml:space="preserve">but a pipe is harder to step through,</w:t>
+          <w:t xml:space="preserve">Code written as separate statements can be run and checked one line at a time,</w:t>
         </w:r>
       </w:ins>
       <w:ins w:id="52" w:author="PR Preview" w:date="2026-01-01T00:00:00Z">
@@ -37844,6 +37844,16 @@
         </w:r>
       </w:ins>
       <w:ins w:id="53" w:author="PR Preview" w:date="2026-01-01T00:00:00Z">
+        <w:r>
+          <w:t xml:space="preserve">but a pipe is harder to step through,</w:t>
+        </w:r>
+      </w:ins>
+      <w:ins w:id="54" w:author="PR Preview" w:date="2026-01-01T00:00:00Z">
+        <w:r>
+          <w:t xml:space="preserve"> </w:t>
+        </w:r>
+      </w:ins>
+      <w:ins w:id="55" w:author="PR Preview" w:date="2026-01-01T00:00:00Z">
         <w:r>
           <w:t xml:space="preserve">and beginners are the ones who make the most mistakes.</w:t>
         </w:r>
@@ -37857,7 +37867,7 @@
           <w:numId w:val="1068"/>
         </w:numPr>
       </w:pPr>
-      <w:ins w:id="54" w:author="PR Preview" w:date="2026-01-01T00:00:00Z">
+      <w:ins w:id="56" w:author="PR Preview" w:date="2026-01-01T00:00:00Z">
         <w:r>
           <w:rPr>
             <w:b/>
@@ -37866,22 +37876,22 @@
           <w:t xml:space="preserve">Narrow coverage looks like success.</w:t>
         </w:r>
       </w:ins>
-      <w:ins w:id="55" w:author="PR Preview" w:date="2026-01-01T00:00:00Z">
-        <w:r>
-          <w:t xml:space="preserve"> </w:t>
-        </w:r>
-      </w:ins>
-      <w:ins w:id="56" w:author="PR Preview" w:date="2026-01-01T00:00:00Z">
-        <w:r>
-          <w:t xml:space="preserve">Courses built around a few</w:t>
-        </w:r>
-      </w:ins>
       <w:ins w:id="57" w:author="PR Preview" w:date="2026-01-01T00:00:00Z">
         <w:r>
           <w:t xml:space="preserve"> </w:t>
         </w:r>
       </w:ins>
       <w:ins w:id="58" w:author="PR Preview" w:date="2026-01-01T00:00:00Z">
+        <w:r>
+          <w:t xml:space="preserve">Courses built around a few</w:t>
+        </w:r>
+      </w:ins>
+      <w:ins w:id="59" w:author="PR Preview" w:date="2026-01-01T00:00:00Z">
+        <w:r>
+          <w:t xml:space="preserve"> </w:t>
+        </w:r>
+      </w:ins>
+      <w:ins w:id="60" w:author="PR Preview" w:date="2026-01-01T00:00:00Z">
         <w:r>
           <w:rPr>
             <w:rStyle w:val="VerbatimChar"/>
@@ -37889,16 +37899,6 @@
           <w:t xml:space="preserve">{dplyr}</w:t>
         </w:r>
       </w:ins>
-      <w:ins w:id="59" w:author="PR Preview" w:date="2026-01-01T00:00:00Z">
-        <w:r>
-          <w:t xml:space="preserve"> </w:t>
-        </w:r>
-      </w:ins>
-      <w:ins w:id="60" w:author="PR Preview" w:date="2026-01-01T00:00:00Z">
-        <w:r>
-          <w:t xml:space="preserve">verbs leave students unable to use the many CRAN packages</w:t>
-        </w:r>
-      </w:ins>
       <w:ins w:id="61" w:author="PR Preview" w:date="2026-01-01T00:00:00Z">
         <w:r>
           <w:t xml:space="preserve"> </w:t>
@@ -37906,7 +37906,7 @@
       </w:ins>
       <w:ins w:id="62" w:author="PR Preview" w:date="2026-01-01T00:00:00Z">
         <w:r>
-          <w:t xml:space="preserve">that expect base R idioms such as</w:t>
+          <w:t xml:space="preserve">verbs leave students unable to use the many CRAN packages</w:t>
         </w:r>
       </w:ins>
       <w:ins w:id="63" w:author="PR Preview" w:date="2026-01-01T00:00:00Z">
@@ -37915,6 +37915,16 @@
         </w:r>
       </w:ins>
       <w:ins w:id="64" w:author="PR Preview" w:date="2026-01-01T00:00:00Z">
+        <w:r>
+          <w:t xml:space="preserve">that expect base R idioms such as</w:t>
+        </w:r>
+      </w:ins>
+      <w:ins w:id="65" w:author="PR Preview" w:date="2026-01-01T00:00:00Z">
+        <w:r>
+          <w:t xml:space="preserve"> </w:t>
+        </w:r>
+      </w:ins>
+      <w:ins w:id="66" w:author="PR Preview" w:date="2026-01-01T00:00:00Z">
         <w:r>
           <w:rPr>
             <w:rStyle w:val="VerbatimChar"/>
@@ -37922,17 +37932,17 @@
           <w:t xml:space="preserve">$</w:t>
         </w:r>
       </w:ins>
-      <w:ins w:id="65" w:author="PR Preview" w:date="2026-01-01T00:00:00Z">
+      <w:ins w:id="67" w:author="PR Preview" w:date="2026-01-01T00:00:00Z">
         <w:r>
           <w:t xml:space="preserve">, subscripting, and</w:t>
         </w:r>
       </w:ins>
-      <w:ins w:id="66" w:author="PR Preview" w:date="2026-01-01T00:00:00Z">
+      <w:ins w:id="68" w:author="PR Preview" w:date="2026-01-01T00:00:00Z">
         <w:r>
           <w:t xml:space="preserve"> </w:t>
         </w:r>
       </w:ins>
-      <w:ins w:id="67" w:author="PR Preview" w:date="2026-01-01T00:00:00Z">
+      <w:ins w:id="69" w:author="PR Preview" w:date="2026-01-01T00:00:00Z">
         <w:r>
           <w:rPr>
             <w:rStyle w:val="VerbatimChar"/>
@@ -37940,7 +37950,7 @@
           <w:t xml:space="preserve">summary()</w:t>
         </w:r>
       </w:ins>
-      <w:ins w:id="68" w:author="PR Preview" w:date="2026-01-01T00:00:00Z">
+      <w:ins w:id="70" w:author="PR Preview" w:date="2026-01-01T00:00:00Z">
         <w:r>
           <w:t xml:space="preserve">.</w:t>
         </w:r>
@@ -37954,7 +37964,7 @@
           <w:numId w:val="1068"/>
         </w:numPr>
       </w:pPr>
-      <w:ins w:id="69" w:author="PR Preview" w:date="2026-01-01T00:00:00Z">
+      <w:ins w:id="71" w:author="PR Preview" w:date="2026-01-01T00:00:00Z">
         <w:r>
           <w:rPr>
             <w:b/>
@@ -37963,16 +37973,6 @@
           <w:t xml:space="preserve">Teach a mix.</w:t>
         </w:r>
       </w:ins>
-      <w:ins w:id="70" w:author="PR Preview" w:date="2026-01-01T00:00:00Z">
-        <w:r>
-          <w:t xml:space="preserve"> </w:t>
-        </w:r>
-      </w:ins>
-      <w:ins w:id="71" w:author="PR Preview" w:date="2026-01-01T00:00:00Z">
-        <w:r>
-          <w:t xml:space="preserve">Start with base R, then cover the Tidyverse (because it is popular)</w:t>
-        </w:r>
-      </w:ins>
       <w:ins w:id="72" w:author="PR Preview" w:date="2026-01-01T00:00:00Z">
         <w:r>
           <w:t xml:space="preserve"> </w:t>
@@ -37980,7 +37980,7 @@
       </w:ins>
       <w:ins w:id="73" w:author="PR Preview" w:date="2026-01-01T00:00:00Z">
         <w:r>
-          <w:t xml:space="preserve">and</w:t>
+          <w:t xml:space="preserve">Start with base R, then cover the Tidyverse (because it is popular)</w:t>
         </w:r>
       </w:ins>
       <w:ins w:id="74" w:author="PR Preview" w:date="2026-01-01T00:00:00Z">
@@ -37989,6 +37989,16 @@
         </w:r>
       </w:ins>
       <w:ins w:id="75" w:author="PR Preview" w:date="2026-01-01T00:00:00Z">
+        <w:r>
+          <w:t xml:space="preserve">and</w:t>
+        </w:r>
+      </w:ins>
+      <w:ins w:id="76" w:author="PR Preview" w:date="2026-01-01T00:00:00Z">
+        <w:r>
+          <w:t xml:space="preserve"> </w:t>
+        </w:r>
+      </w:ins>
+      <w:ins w:id="77" w:author="PR Preview" w:date="2026-01-01T00:00:00Z">
         <w:r>
           <w:rPr>
             <w:rStyle w:val="VerbatimChar"/>
@@ -37996,16 +38006,6 @@
           <w:t xml:space="preserve">{data.table}</w:t>
         </w:r>
       </w:ins>
-      <w:ins w:id="76" w:author="PR Preview" w:date="2026-01-01T00:00:00Z">
-        <w:r>
-          <w:t xml:space="preserve"> </w:t>
-        </w:r>
-      </w:ins>
-      <w:ins w:id="77" w:author="PR Preview" w:date="2026-01-01T00:00:00Z">
-        <w:r>
-          <w:t xml:space="preserve">(because it is fast),</w:t>
-        </w:r>
-      </w:ins>
       <w:ins w:id="78" w:author="PR Preview" w:date="2026-01-01T00:00:00Z">
         <w:r>
           <w:t xml:space="preserve"> </w:t>
@@ -38013,25 +38013,35 @@
       </w:ins>
       <w:ins w:id="79" w:author="PR Preview" w:date="2026-01-01T00:00:00Z">
         <w:r>
-          <w:t xml:space="preserve">so learners can choose the most convenient tool for each task.</w:t>
+          <w:t xml:space="preserve">(because it is fast),</w:t>
         </w:r>
       </w:ins>
-    </w:p>
-    <w:p>
-      <w:pPr>
-        <w:pStyle w:val="FirstParagraph"/>
-      </w:pPr>
       <w:ins w:id="80" w:author="PR Preview" w:date="2026-01-01T00:00:00Z">
         <w:r>
-          <w:t xml:space="preserve">Matloff also notes that</w:t>
+          <w:t xml:space="preserve"> </w:t>
         </w:r>
       </w:ins>
       <w:ins w:id="81" w:author="PR Preview" w:date="2026-01-01T00:00:00Z">
         <w:r>
+          <w:t xml:space="preserve">so learners can choose the most convenient tool for each task.</w:t>
+        </w:r>
+      </w:ins>
+    </w:p>
+    <w:p>
+      <w:pPr>
+        <w:pStyle w:val="FirstParagraph"/>
+      </w:pPr>
+      <w:ins w:id="82" w:author="PR Preview" w:date="2026-01-01T00:00:00Z">
+        <w:r>
+          <w:t xml:space="preserve">Matloff also notes that</w:t>
+        </w:r>
+      </w:ins>
+      <w:ins w:id="83" w:author="PR Preview" w:date="2026-01-01T00:00:00Z">
+        <w:r>
           <w:t xml:space="preserve"> </w:t>
         </w:r>
       </w:ins>
-      <w:ins w:id="82" w:author="PR Preview" w:date="2026-01-01T00:00:00Z">
+      <w:ins w:id="84" w:author="PR Preview" w:date="2026-01-01T00:00:00Z">
         <w:r>
           <w:rPr>
             <w:rStyle w:val="VerbatimChar"/>
@@ -38039,16 +38049,6 @@
           <w:t xml:space="preserve">{ggplot2}</w:t>
         </w:r>
       </w:ins>
-      <w:ins w:id="83" w:author="PR Preview" w:date="2026-01-01T00:00:00Z">
-        <w:r>
-          <w:t xml:space="preserve"> </w:t>
-        </w:r>
-      </w:ins>
-      <w:ins w:id="84" w:author="PR Preview" w:date="2026-01-01T00:00:00Z">
-        <w:r>
-          <w:t xml:space="preserve">predates the Tidyverse,</w:t>
-        </w:r>
-      </w:ins>
       <w:ins w:id="85" w:author="PR Preview" w:date="2026-01-01T00:00:00Z">
         <w:r>
           <w:t xml:space="preserve"> </w:t>
@@ -38056,7 +38056,7 @@
       </w:ins>
       <w:ins w:id="86" w:author="PR Preview" w:date="2026-01-01T00:00:00Z">
         <w:r>
-          <w:t xml:space="preserve">and while he praises Posit’s overall contribution to R,</w:t>
+          <w:t xml:space="preserve">predates the Tidyverse,</w:t>
         </w:r>
       </w:ins>
       <w:ins w:id="87" w:author="PR Preview" w:date="2026-01-01T00:00:00Z">
@@ -38066,27 +38066,27 @@
       </w:ins>
       <w:ins w:id="88" w:author="PR Preview" w:date="2026-01-01T00:00:00Z">
         <w:r>
-          <w:t xml:space="preserve">he raises concerns about one company steering an open-source ecosystem.</w:t>
+          <w:t xml:space="preserve">and while he praises Posit’s overall contribution to R,</w:t>
         </w:r>
       </w:ins>
-    </w:p>
-    <w:p>
-      <w:pPr>
-        <w:pStyle w:val="BodyText"/>
-      </w:pPr>
       <w:ins w:id="89" w:author="PR Preview" w:date="2026-01-01T00:00:00Z">
         <w:r>
-          <w:t xml:space="preserve">Our recommendation above still stands for day-to-day project code,</w:t>
+          <w:t xml:space="preserve"> </w:t>
         </w:r>
       </w:ins>
       <w:ins w:id="90" w:author="PR Preview" w:date="2026-01-01T00:00:00Z">
         <w:r>
-          <w:t xml:space="preserve"> </w:t>
+          <w:t xml:space="preserve">he raises concerns about one company steering an open-source ecosystem.</w:t>
         </w:r>
       </w:ins>
+    </w:p>
+    <w:p>
+      <w:pPr>
+        <w:pStyle w:val="BodyText"/>
+      </w:pPr>
       <w:ins w:id="91" w:author="PR Preview" w:date="2026-01-01T00:00:00Z">
         <w:r>
-          <w:t xml:space="preserve">but the essay is a useful counterweight:</w:t>
+          <w:t xml:space="preserve">Our recommendation above still stands for day-to-day project code,</w:t>
         </w:r>
       </w:ins>
       <w:ins w:id="92" w:author="PR Preview" w:date="2026-01-01T00:00:00Z">
@@ -38096,7 +38096,7 @@
       </w:ins>
       <w:ins w:id="93" w:author="PR Preview" w:date="2026-01-01T00:00:00Z">
         <w:r>
-          <w:t xml:space="preserve">learn enough base R to read other people’s code, debug your own,</w:t>
+          <w:t xml:space="preserve">but the essay is a useful counterweight:</w:t>
         </w:r>
       </w:ins>
       <w:ins w:id="94" w:author="PR Preview" w:date="2026-01-01T00:00:00Z">
@@ -38106,6 +38106,16 @@
       </w:ins>
       <w:ins w:id="95" w:author="PR Preview" w:date="2026-01-01T00:00:00Z">
         <w:r>
+          <w:t xml:space="preserve">learn enough base R to read other people’s code, debug your own,</w:t>
+        </w:r>
+      </w:ins>
+      <w:ins w:id="96" w:author="PR Preview" w:date="2026-01-01T00:00:00Z">
+        <w:r>
+          <w:t xml:space="preserve"> </w:t>
+        </w:r>
+      </w:ins>
+      <w:ins w:id="97" w:author="PR Preview" w:date="2026-01-01T00:00:00Z">
+        <w:r>
           <w:t xml:space="preserve">and use the many packages that are not built around the Tidyverse.</w:t>
         </w:r>
       </w:ins>
@@ -38116,7 +38126,7 @@
       <w:pPr>
         <w:pStyle w:val="Heading2"/>
       </w:pPr>
-      <w:ins w:id="96" w:author="PR Preview" w:date="2026-01-01T00:00:00Z">
+      <w:ins w:id="98" w:author="PR Preview" w:date="2026-01-01T00:00:00Z">
         <w:r>
           <w:t xml:space="preserve">45 Coding with R and Python</w:t>
         </w:r>
@@ -38167,7 +38177,7 @@
       <w:pPr>
         <w:pStyle w:val="Heading2"/>
       </w:pPr>
-      <w:del w:id="97" w:author="PR Preview" w:date="2026-01-01T00:00:00Z">
+      <w:del w:id="99" w:author="PR Preview" w:date="2026-01-01T00:00:00Z">
         <w:r>
           <w:delText xml:space="preserve">45 Repeating analyses with different variations</w:delText>
         </w:r>
@@ -38177,7 +38187,7 @@
       <w:pPr>
         <w:pStyle w:val="Heading2"/>
       </w:pPr>
-      <w:ins w:id="98" w:author="PR Preview" w:date="2026-01-01T00:00:00Z">
+      <w:ins w:id="100" w:author="PR Preview" w:date="2026-01-01T00:00:00Z">
         <w:r>
           <w:t xml:space="preserve">46 Repeating analyses with different variations</w:t>
         </w:r>
@@ -38234,17 +38244,17 @@
       <w:pPr>
         <w:pStyle w:val="Heading3"/>
       </w:pPr>
-      <w:del w:id="99" w:author="PR Preview" w:date="2026-01-01T00:00:00Z">
+      <w:del w:id="101" w:author="PR Preview" w:date="2026-01-01T00:00:00Z">
         <w:r>
           <w:delText xml:space="preserve">45.1</w:delText>
         </w:r>
       </w:del>
-      <w:del w:id="100" w:author="PR Preview" w:date="2026-01-01T00:00:00Z">
+      <w:del w:id="102" w:author="PR Preview" w:date="2026-01-01T00:00:00Z">
         <w:r>
           <w:delText xml:space="preserve"> </w:delText>
         </w:r>
       </w:del>
-      <w:del w:id="101" w:author="PR Preview" w:date="2026-01-01T00:00:00Z">
+      <w:del w:id="103" w:author="PR Preview" w:date="2026-01-01T00:00:00Z">
         <w:r>
           <w:rPr>
             <w:rStyle w:val="VerbatimChar"/>
@@ -38252,22 +38262,22 @@
           <w:delText xml:space="preserve">lapply()</w:delText>
         </w:r>
       </w:del>
-      <w:del w:id="102" w:author="PR Preview" w:date="2026-01-01T00:00:00Z">
-        <w:r>
-          <w:delText xml:space="preserve"> </w:delText>
-        </w:r>
-      </w:del>
-      <w:del w:id="103" w:author="PR Preview" w:date="2026-01-01T00:00:00Z">
-        <w:r>
-          <w:delText xml:space="preserve">and</w:delText>
-        </w:r>
-      </w:del>
       <w:del w:id="104" w:author="PR Preview" w:date="2026-01-01T00:00:00Z">
         <w:r>
           <w:delText xml:space="preserve"> </w:delText>
         </w:r>
       </w:del>
       <w:del w:id="105" w:author="PR Preview" w:date="2026-01-01T00:00:00Z">
+        <w:r>
+          <w:delText xml:space="preserve">and</w:delText>
+        </w:r>
+      </w:del>
+      <w:del w:id="106" w:author="PR Preview" w:date="2026-01-01T00:00:00Z">
+        <w:r>
+          <w:delText xml:space="preserve"> </w:delText>
+        </w:r>
+      </w:del>
+      <w:del w:id="107" w:author="PR Preview" w:date="2026-01-01T00:00:00Z">
         <w:r>
           <w:rPr>
             <w:rStyle w:val="VerbatimChar"/>
@@ -38280,17 +38290,17 @@
       <w:pPr>
         <w:pStyle w:val="Heading3"/>
       </w:pPr>
-      <w:ins w:id="106" w:author="PR Preview" w:date="2026-01-01T00:00:00Z">
+      <w:ins w:id="108" w:author="PR Preview" w:date="2026-01-01T00:00:00Z">
         <w:r>
           <w:t xml:space="preserve">46.1</w:t>
         </w:r>
       </w:ins>
-      <w:ins w:id="107" w:author="PR Preview" w:date="2026-01-01T00:00:00Z">
+      <w:ins w:id="109" w:author="PR Preview" w:date="2026-01-01T00:00:00Z">
         <w:r>
           <w:t xml:space="preserve"> </w:t>
         </w:r>
       </w:ins>
-      <w:ins w:id="108" w:author="PR Preview" w:date="2026-01-01T00:00:00Z">
+      <w:ins w:id="110" w:author="PR Preview" w:date="2026-01-01T00:00:00Z">
         <w:r>
           <w:rPr>
             <w:rStyle w:val="VerbatimChar"/>
@@ -38298,22 +38308,22 @@
           <w:t xml:space="preserve">lapply()</w:t>
         </w:r>
       </w:ins>
-      <w:ins w:id="109" w:author="PR Preview" w:date="2026-01-01T00:00:00Z">
-        <w:r>
-          <w:t xml:space="preserve"> </w:t>
-        </w:r>
-      </w:ins>
-      <w:ins w:id="110" w:author="PR Preview" w:date="2026-01-01T00:00:00Z">
-        <w:r>
-          <w:t xml:space="preserve">and</w:t>
-        </w:r>
-      </w:ins>
       <w:ins w:id="111" w:author="PR Preview" w:date="2026-01-01T00:00:00Z">
         <w:r>
           <w:t xml:space="preserve"> </w:t>
         </w:r>
       </w:ins>
       <w:ins w:id="112" w:author="PR Preview" w:date="2026-01-01T00:00:00Z">
+        <w:r>
+          <w:t xml:space="preserve">and</w:t>
+        </w:r>
+      </w:ins>
+      <w:ins w:id="113" w:author="PR Preview" w:date="2026-01-01T00:00:00Z">
+        <w:r>
+          <w:t xml:space="preserve"> </w:t>
+        </w:r>
+      </w:ins>
+      <w:ins w:id="114" w:author="PR Preview" w:date="2026-01-01T00:00:00Z">
         <w:r>
           <w:rPr>
             <w:rStyle w:val="VerbatimChar"/>
@@ -38418,17 +38428,17 @@
       <w:pPr>
         <w:pStyle w:val="Heading3"/>
       </w:pPr>
-      <w:del w:id="113" w:author="PR Preview" w:date="2026-01-01T00:00:00Z">
+      <w:del w:id="115" w:author="PR Preview" w:date="2026-01-01T00:00:00Z">
         <w:r>
           <w:delText xml:space="preserve">45.2</w:delText>
         </w:r>
       </w:del>
-      <w:del w:id="114" w:author="PR Preview" w:date="2026-01-01T00:00:00Z">
+      <w:del w:id="116" w:author="PR Preview" w:date="2026-01-01T00:00:00Z">
         <w:r>
           <w:delText xml:space="preserve"> </w:delText>
         </w:r>
       </w:del>
-      <w:del w:id="115" w:author="PR Preview" w:date="2026-01-01T00:00:00Z">
+      <w:del w:id="117" w:author="PR Preview" w:date="2026-01-01T00:00:00Z">
         <w:r>
           <w:rPr>
             <w:rStyle w:val="VerbatimChar"/>
@@ -38436,22 +38446,22 @@
           <w:delText xml:space="preserve">mapply()</w:delText>
         </w:r>
       </w:del>
-      <w:del w:id="116" w:author="PR Preview" w:date="2026-01-01T00:00:00Z">
-        <w:r>
-          <w:delText xml:space="preserve"> </w:delText>
-        </w:r>
-      </w:del>
-      <w:del w:id="117" w:author="PR Preview" w:date="2026-01-01T00:00:00Z">
-        <w:r>
-          <w:delText xml:space="preserve">and</w:delText>
-        </w:r>
-      </w:del>
       <w:del w:id="118" w:author="PR Preview" w:date="2026-01-01T00:00:00Z">
         <w:r>
           <w:delText xml:space="preserve"> </w:delText>
         </w:r>
       </w:del>
       <w:del w:id="119" w:author="PR Preview" w:date="2026-01-01T00:00:00Z">
+        <w:r>
+          <w:delText xml:space="preserve">and</w:delText>
+        </w:r>
+      </w:del>
+      <w:del w:id="120" w:author="PR Preview" w:date="2026-01-01T00:00:00Z">
+        <w:r>
+          <w:delText xml:space="preserve"> </w:delText>
+        </w:r>
+      </w:del>
+      <w:del w:id="121" w:author="PR Preview" w:date="2026-01-01T00:00:00Z">
         <w:r>
           <w:rPr>
             <w:rStyle w:val="VerbatimChar"/>
@@ -38464,17 +38474,17 @@
       <w:pPr>
         <w:pStyle w:val="Heading3"/>
       </w:pPr>
-      <w:ins w:id="120" w:author="PR Preview" w:date="2026-01-01T00:00:00Z">
+      <w:ins w:id="122" w:author="PR Preview" w:date="2026-01-01T00:00:00Z">
         <w:r>
           <w:t xml:space="preserve">46.2</w:t>
         </w:r>
       </w:ins>
-      <w:ins w:id="121" w:author="PR Preview" w:date="2026-01-01T00:00:00Z">
+      <w:ins w:id="123" w:author="PR Preview" w:date="2026-01-01T00:00:00Z">
         <w:r>
           <w:t xml:space="preserve"> </w:t>
         </w:r>
       </w:ins>
-      <w:ins w:id="122" w:author="PR Preview" w:date="2026-01-01T00:00:00Z">
+      <w:ins w:id="124" w:author="PR Preview" w:date="2026-01-01T00:00:00Z">
         <w:r>
           <w:rPr>
             <w:rStyle w:val="VerbatimChar"/>
@@ -38482,22 +38492,22 @@
           <w:t xml:space="preserve">mapply()</w:t>
         </w:r>
       </w:ins>
-      <w:ins w:id="123" w:author="PR Preview" w:date="2026-01-01T00:00:00Z">
-        <w:r>
-          <w:t xml:space="preserve"> </w:t>
-        </w:r>
-      </w:ins>
-      <w:ins w:id="124" w:author="PR Preview" w:date="2026-01-01T00:00:00Z">
-        <w:r>
-          <w:t xml:space="preserve">and</w:t>
-        </w:r>
-      </w:ins>
       <w:ins w:id="125" w:author="PR Preview" w:date="2026-01-01T00:00:00Z">
         <w:r>
           <w:t xml:space="preserve"> </w:t>
         </w:r>
       </w:ins>
       <w:ins w:id="126" w:author="PR Preview" w:date="2026-01-01T00:00:00Z">
+        <w:r>
+          <w:t xml:space="preserve">and</w:t>
+        </w:r>
+      </w:ins>
+      <w:ins w:id="127" w:author="PR Preview" w:date="2026-01-01T00:00:00Z">
+        <w:r>
+          <w:t xml:space="preserve"> </w:t>
+        </w:r>
+      </w:ins>
+      <w:ins w:id="128" w:author="PR Preview" w:date="2026-01-01T00:00:00Z">
         <w:r>
           <w:rPr>
             <w:rStyle w:val="VerbatimChar"/>
@@ -39405,17 +39415,17 @@
       <w:pPr>
         <w:pStyle w:val="Heading3"/>
       </w:pPr>
-      <w:del w:id="127" w:author="PR Preview" w:date="2026-01-01T00:00:00Z">
+      <w:del w:id="129" w:author="PR Preview" w:date="2026-01-01T00:00:00Z">
         <w:r>
           <w:delText xml:space="preserve">45.3 Parallel processing with</w:delText>
         </w:r>
       </w:del>
-      <w:del w:id="128" w:author="PR Preview" w:date="2026-01-01T00:00:00Z">
+      <w:del w:id="130" w:author="PR Preview" w:date="2026-01-01T00:00:00Z">
         <w:r>
           <w:delText xml:space="preserve"> </w:delText>
         </w:r>
       </w:del>
-      <w:del w:id="129" w:author="PR Preview" w:date="2026-01-01T00:00:00Z">
+      <w:del w:id="131" w:author="PR Preview" w:date="2026-01-01T00:00:00Z">
         <w:r>
           <w:rPr>
             <w:rStyle w:val="VerbatimChar"/>
@@ -39423,22 +39433,22 @@
           <w:delText xml:space="preserve">parallel</w:delText>
         </w:r>
       </w:del>
-      <w:del w:id="130" w:author="PR Preview" w:date="2026-01-01T00:00:00Z">
-        <w:r>
-          <w:delText xml:space="preserve"> </w:delText>
-        </w:r>
-      </w:del>
-      <w:del w:id="131" w:author="PR Preview" w:date="2026-01-01T00:00:00Z">
-        <w:r>
-          <w:delText xml:space="preserve">and</w:delText>
-        </w:r>
-      </w:del>
       <w:del w:id="132" w:author="PR Preview" w:date="2026-01-01T00:00:00Z">
         <w:r>
           <w:delText xml:space="preserve"> </w:delText>
         </w:r>
       </w:del>
       <w:del w:id="133" w:author="PR Preview" w:date="2026-01-01T00:00:00Z">
+        <w:r>
+          <w:delText xml:space="preserve">and</w:delText>
+        </w:r>
+      </w:del>
+      <w:del w:id="134" w:author="PR Preview" w:date="2026-01-01T00:00:00Z">
+        <w:r>
+          <w:delText xml:space="preserve"> </w:delText>
+        </w:r>
+      </w:del>
+      <w:del w:id="135" w:author="PR Preview" w:date="2026-01-01T00:00:00Z">
         <w:r>
           <w:rPr>
             <w:rStyle w:val="VerbatimChar"/>
@@ -39446,12 +39456,12 @@
           <w:delText xml:space="preserve">future</w:delText>
         </w:r>
       </w:del>
-      <w:del w:id="134" w:author="PR Preview" w:date="2026-01-01T00:00:00Z">
+      <w:del w:id="136" w:author="PR Preview" w:date="2026-01-01T00:00:00Z">
         <w:r>
           <w:delText xml:space="preserve"> </w:delText>
         </w:r>
       </w:del>
-      <w:del w:id="135" w:author="PR Preview" w:date="2026-01-01T00:00:00Z">
+      <w:del w:id="137" w:author="PR Preview" w:date="2026-01-01T00:00:00Z">
         <w:r>
           <w:delText xml:space="preserve">packages</w:delText>
         </w:r>
@@ -39461,17 +39471,17 @@
       <w:pPr>
         <w:pStyle w:val="Heading3"/>
       </w:pPr>
-      <w:ins w:id="136" w:author="PR Preview" w:date="2026-01-01T00:00:00Z">
+      <w:ins w:id="138" w:author="PR Preview" w:date="2026-01-01T00:00:00Z">
         <w:r>
           <w:t xml:space="preserve">46.3 Parallel processing with</w:t>
         </w:r>
       </w:ins>
-      <w:ins w:id="137" w:author="PR Preview" w:date="2026-01-01T00:00:00Z">
+      <w:ins w:id="139" w:author="PR Preview" w:date="2026-01-01T00:00:00Z">
         <w:r>
           <w:t xml:space="preserve"> </w:t>
         </w:r>
       </w:ins>
-      <w:ins w:id="138" w:author="PR Preview" w:date="2026-01-01T00:00:00Z">
+      <w:ins w:id="140" w:author="PR Preview" w:date="2026-01-01T00:00:00Z">
         <w:r>
           <w:rPr>
             <w:rStyle w:val="VerbatimChar"/>
@@ -39479,22 +39489,22 @@
           <w:t xml:space="preserve">parallel</w:t>
         </w:r>
       </w:ins>
-      <w:ins w:id="139" w:author="PR Preview" w:date="2026-01-01T00:00:00Z">
-        <w:r>
-          <w:t xml:space="preserve"> </w:t>
-        </w:r>
-      </w:ins>
-      <w:ins w:id="140" w:author="PR Preview" w:date="2026-01-01T00:00:00Z">
-        <w:r>
-          <w:t xml:space="preserve">and</w:t>
-        </w:r>
-      </w:ins>
       <w:ins w:id="141" w:author="PR Preview" w:date="2026-01-01T00:00:00Z">
         <w:r>
           <w:t xml:space="preserve"> </w:t>
         </w:r>
       </w:ins>
       <w:ins w:id="142" w:author="PR Preview" w:date="2026-01-01T00:00:00Z">
+        <w:r>
+          <w:t xml:space="preserve">and</w:t>
+        </w:r>
+      </w:ins>
+      <w:ins w:id="143" w:author="PR Preview" w:date="2026-01-01T00:00:00Z">
+        <w:r>
+          <w:t xml:space="preserve"> </w:t>
+        </w:r>
+      </w:ins>
+      <w:ins w:id="144" w:author="PR Preview" w:date="2026-01-01T00:00:00Z">
         <w:r>
           <w:rPr>
             <w:rStyle w:val="VerbatimChar"/>
@@ -39502,12 +39512,12 @@
           <w:t xml:space="preserve">future</w:t>
         </w:r>
       </w:ins>
-      <w:ins w:id="143" w:author="PR Preview" w:date="2026-01-01T00:00:00Z">
+      <w:ins w:id="145" w:author="PR Preview" w:date="2026-01-01T00:00:00Z">
         <w:r>
           <w:t xml:space="preserve"> </w:t>
         </w:r>
       </w:ins>
-      <w:ins w:id="144" w:author="PR Preview" w:date="2026-01-01T00:00:00Z">
+      <w:ins w:id="146" w:author="PR Preview" w:date="2026-01-01T00:00:00Z">
         <w:r>
           <w:t xml:space="preserve">packages</w:t>
         </w:r>
@@ -40193,7 +40203,7 @@
       <w:pPr>
         <w:pStyle w:val="Heading2"/>
       </w:pPr>
-      <w:del w:id="145" w:author="PR Preview" w:date="2026-01-01T00:00:00Z">
+      <w:del w:id="147" w:author="PR Preview" w:date="2026-01-01T00:00:00Z">
         <w:r>
           <w:delText xml:space="preserve">46 Reviewing Code</w:delText>
         </w:r>
@@ -40203,7 +40213,7 @@
       <w:pPr>
         <w:pStyle w:val="Heading2"/>
       </w:pPr>
-      <w:ins w:id="146" w:author="PR Preview" w:date="2026-01-01T00:00:00Z">
+      <w:ins w:id="148" w:author="PR Preview" w:date="2026-01-01T00:00:00Z">
         <w:r>
           <w:t xml:space="preserve">47 Reviewing Code</w:t>
         </w:r>
@@ -40260,7 +40270,7 @@
       <w:pPr>
         <w:pStyle w:val="Heading3"/>
       </w:pPr>
-      <w:del w:id="147" w:author="PR Preview" w:date="2026-01-01T00:00:00Z">
+      <w:del w:id="149" w:author="PR Preview" w:date="2026-01-01T00:00:00Z">
         <w:r>
           <w:delText xml:space="preserve">46.1 Why We Review Code</w:delText>
         </w:r>
@@ -40270,7 +40280,7 @@
       <w:pPr>
         <w:pStyle w:val="Heading3"/>
       </w:pPr>
-      <w:ins w:id="148" w:author="PR Preview" w:date="2026-01-01T00:00:00Z">
+      <w:ins w:id="150" w:author="PR Preview" w:date="2026-01-01T00:00:00Z">
         <w:r>
           <w:t xml:space="preserve">47.1 Why We Review Code</w:t>
         </w:r>
@@ -40390,7 +40400,7 @@
       <w:pPr>
         <w:pStyle w:val="Heading3"/>
       </w:pPr>
-      <w:del w:id="149" w:author="PR Preview" w:date="2026-01-01T00:00:00Z">
+      <w:del w:id="151" w:author="PR Preview" w:date="2026-01-01T00:00:00Z">
         <w:r>
           <w:delText xml:space="preserve">46.2 What Reviewers Look For</w:delText>
         </w:r>
@@ -40400,7 +40410,7 @@
       <w:pPr>
         <w:pStyle w:val="Heading3"/>
       </w:pPr>
-      <w:ins w:id="150" w:author="PR Preview" w:date="2026-01-01T00:00:00Z">
+      <w:ins w:id="152" w:author="PR Preview" w:date="2026-01-01T00:00:00Z">
         <w:r>
           <w:t xml:space="preserve">47.2 What Reviewers Look For</w:t>
         </w:r>
@@ -40789,7 +40799,7 @@
       <w:pPr>
         <w:pStyle w:val="Heading3"/>
       </w:pPr>
-      <w:del w:id="151" w:author="PR Preview" w:date="2026-01-01T00:00:00Z">
+      <w:del w:id="153" w:author="PR Preview" w:date="2026-01-01T00:00:00Z">
         <w:r>
           <w:delText xml:space="preserve">46.3 How to Give Constructive Feedback</w:delText>
         </w:r>
@@ -40799,7 +40809,7 @@
       <w:pPr>
         <w:pStyle w:val="Heading3"/>
       </w:pPr>
-      <w:ins w:id="152" w:author="PR Preview" w:date="2026-01-01T00:00:00Z">
+      <w:ins w:id="154" w:author="PR Preview" w:date="2026-01-01T00:00:00Z">
         <w:r>
           <w:t xml:space="preserve">47.3 How to Give Constructive Feedback</w:t>
         </w:r>
@@ -40925,7 +40935,7 @@
       <w:pPr>
         <w:pStyle w:val="Heading3"/>
       </w:pPr>
-      <w:del w:id="153" w:author="PR Preview" w:date="2026-01-01T00:00:00Z">
+      <w:del w:id="155" w:author="PR Preview" w:date="2026-01-01T00:00:00Z">
         <w:r>
           <w:delText xml:space="preserve">46.4 When to Approve</w:delText>
         </w:r>
@@ -40935,7 +40945,7 @@
       <w:pPr>
         <w:pStyle w:val="Heading3"/>
       </w:pPr>
-      <w:ins w:id="154" w:author="PR Preview" w:date="2026-01-01T00:00:00Z">
+      <w:ins w:id="156" w:author="PR Preview" w:date="2026-01-01T00:00:00Z">
         <w:r>
           <w:t xml:space="preserve">47.4 When to Approve</w:t>
         </w:r>
@@ -41018,7 +41028,7 @@
       <w:pPr>
         <w:pStyle w:val="Heading2"/>
       </w:pPr>
-      <w:del w:id="155" w:author="PR Preview" w:date="2026-01-01T00:00:00Z">
+      <w:del w:id="157" w:author="PR Preview" w:date="2026-01-01T00:00:00Z">
         <w:r>
           <w:delText xml:space="preserve">47 Getting Help with Code</w:delText>
         </w:r>
@@ -41028,7 +41038,7 @@
       <w:pPr>
         <w:pStyle w:val="Heading2"/>
       </w:pPr>
-      <w:ins w:id="156" w:author="PR Preview" w:date="2026-01-01T00:00:00Z">
+      <w:ins w:id="158" w:author="PR Preview" w:date="2026-01-01T00:00:00Z">
         <w:r>
           <w:t xml:space="preserve">48 Getting Help with Code</w:t>
         </w:r>
@@ -41306,12 +41316,12 @@
       </w:r>
     </w:p>
     <w:bookmarkEnd w:id="345"/>
-    <w:bookmarkStart w:id="407" w:name="sec-r-resources"/>
+    <w:bookmarkStart w:id="408" w:name="sec-r-resources"/>
     <w:p>
       <w:pPr>
         <w:pStyle w:val="Heading2"/>
       </w:pPr>
-      <w:del w:id="157" w:author="PR Preview" w:date="2026-01-01T00:00:00Z">
+      <w:del w:id="159" w:author="PR Preview" w:date="2026-01-01T00:00:00Z">
         <w:r>
           <w:delText xml:space="preserve">48 Additional Resources</w:delText>
         </w:r>
@@ -41321,7 +41331,7 @@
       <w:pPr>
         <w:pStyle w:val="Heading3"/>
       </w:pPr>
-      <w:del w:id="158" w:author="PR Preview" w:date="2026-01-01T00:00:00Z">
+      <w:del w:id="160" w:author="PR Preview" w:date="2026-01-01T00:00:00Z">
         <w:r>
           <w:delText xml:space="preserve">48.1 Learning R</w:delText>
         </w:r>
@@ -41331,7 +41341,7 @@
       <w:pPr>
         <w:pStyle w:val="Heading2"/>
       </w:pPr>
-      <w:ins w:id="159" w:author="PR Preview" w:date="2026-01-01T00:00:00Z">
+      <w:ins w:id="161" w:author="PR Preview" w:date="2026-01-01T00:00:00Z">
         <w:r>
           <w:t xml:space="preserve">49 Additional Resources</w:t>
         </w:r>
@@ -41342,7 +41352,7 @@
       <w:pPr>
         <w:pStyle w:val="Heading3"/>
       </w:pPr>
-      <w:ins w:id="160" w:author="PR Preview" w:date="2026-01-01T00:00:00Z">
+      <w:ins w:id="162" w:author="PR Preview" w:date="2026-01-01T00:00:00Z">
         <w:r>
           <w:t xml:space="preserve">49.1 Learning R</w:t>
         </w:r>
@@ -41531,7 +41541,7 @@
       <w:pPr>
         <w:pStyle w:val="Heading3"/>
       </w:pPr>
-      <w:del w:id="161" w:author="PR Preview" w:date="2026-01-01T00:00:00Z">
+      <w:del w:id="163" w:author="PR Preview" w:date="2026-01-01T00:00:00Z">
         <w:r>
           <w:delText xml:space="preserve">48.2 Learning Python</w:delText>
         </w:r>
@@ -41541,7 +41551,7 @@
       <w:pPr>
         <w:pStyle w:val="Heading3"/>
       </w:pPr>
-      <w:ins w:id="162" w:author="PR Preview" w:date="2026-01-01T00:00:00Z">
+      <w:ins w:id="164" w:author="PR Preview" w:date="2026-01-01T00:00:00Z">
         <w:r>
           <w:t xml:space="preserve">49.2 Learning Python</w:t>
         </w:r>
@@ -41588,7 +41598,7 @@
       <w:pPr>
         <w:pStyle w:val="Heading3"/>
       </w:pPr>
-      <w:del w:id="163" w:author="PR Preview" w:date="2026-01-01T00:00:00Z">
+      <w:del w:id="165" w:author="PR Preview" w:date="2026-01-01T00:00:00Z">
         <w:r>
           <w:delText xml:space="preserve">48.3 Coming to R from SAS</w:delText>
         </w:r>
@@ -41598,7 +41608,7 @@
       <w:pPr>
         <w:pStyle w:val="Heading3"/>
       </w:pPr>
-      <w:ins w:id="164" w:author="PR Preview" w:date="2026-01-01T00:00:00Z">
+      <w:ins w:id="166" w:author="PR Preview" w:date="2026-01-01T00:00:00Z">
         <w:r>
           <w:t xml:space="preserve">49.3 Coming to R from SAS</w:t>
         </w:r>
@@ -41756,7 +41766,7 @@
       <w:pPr>
         <w:pStyle w:val="Heading3"/>
       </w:pPr>
-      <w:del w:id="165" w:author="PR Preview" w:date="2026-01-01T00:00:00Z">
+      <w:del w:id="167" w:author="PR Preview" w:date="2026-01-01T00:00:00Z">
         <w:r>
           <w:delText xml:space="preserve">48.4 General R Programming</w:delText>
         </w:r>
@@ -41766,7 +41776,7 @@
       <w:pPr>
         <w:pStyle w:val="Heading3"/>
       </w:pPr>
-      <w:ins w:id="166" w:author="PR Preview" w:date="2026-01-01T00:00:00Z">
+      <w:ins w:id="168" w:author="PR Preview" w:date="2026-01-01T00:00:00Z">
         <w:r>
           <w:t xml:space="preserve">49.4 General R Programming</w:t>
         </w:r>
@@ -41976,7 +41986,7 @@
       <w:pPr>
         <w:pStyle w:val="Heading3"/>
       </w:pPr>
-      <w:del w:id="167" w:author="PR Preview" w:date="2026-01-01T00:00:00Z">
+      <w:del w:id="169" w:author="PR Preview" w:date="2026-01-01T00:00:00Z">
         <w:r>
           <w:delText xml:space="preserve">48.5 Summary tables</w:delText>
         </w:r>
@@ -41986,7 +41996,7 @@
       <w:pPr>
         <w:pStyle w:val="Heading3"/>
       </w:pPr>
-      <w:ins w:id="168" w:author="PR Preview" w:date="2026-01-01T00:00:00Z">
+      <w:ins w:id="170" w:author="PR Preview" w:date="2026-01-01T00:00:00Z">
         <w:r>
           <w:t xml:space="preserve">49.5 Summary tables</w:t>
         </w:r>
@@ -42112,7 +42122,7 @@
       <w:pPr>
         <w:pStyle w:val="Heading3"/>
       </w:pPr>
-      <w:del w:id="169" w:author="PR Preview" w:date="2026-01-01T00:00:00Z">
+      <w:del w:id="171" w:author="PR Preview" w:date="2026-01-01T00:00:00Z">
         <w:r>
           <w:delText xml:space="preserve">48.6 R Package Development</w:delText>
         </w:r>
@@ -42122,7 +42132,7 @@
       <w:pPr>
         <w:pStyle w:val="Heading3"/>
       </w:pPr>
-      <w:ins w:id="170" w:author="PR Preview" w:date="2026-01-01T00:00:00Z">
+      <w:ins w:id="172" w:author="PR Preview" w:date="2026-01-01T00:00:00Z">
         <w:r>
           <w:t xml:space="preserve">49.6 R Package Development</w:t>
         </w:r>
@@ -42357,7 +42367,7 @@
       <w:pPr>
         <w:pStyle w:val="Heading3"/>
       </w:pPr>
-      <w:del w:id="171" w:author="PR Preview" w:date="2026-01-01T00:00:00Z">
+      <w:del w:id="173" w:author="PR Preview" w:date="2026-01-01T00:00:00Z">
         <w:r>
           <w:delText xml:space="preserve">48.7 Shiny Development</w:delText>
         </w:r>
@@ -42367,7 +42377,7 @@
       <w:pPr>
         <w:pStyle w:val="Heading3"/>
       </w:pPr>
-      <w:ins w:id="172" w:author="PR Preview" w:date="2026-01-01T00:00:00Z">
+      <w:ins w:id="174" w:author="PR Preview" w:date="2026-01-01T00:00:00Z">
         <w:r>
           <w:t xml:space="preserve">49.7 Shiny Development</w:t>
         </w:r>
@@ -42422,12 +42432,12 @@
       </w:r>
     </w:p>
     <w:bookmarkEnd w:id="375"/>
-    <w:bookmarkStart w:id="406" w:name="git-and-version-control"/>
+    <w:bookmarkStart w:id="407" w:name="git-and-version-control"/>
     <w:p>
       <w:pPr>
         <w:pStyle w:val="Heading3"/>
       </w:pPr>
-      <w:del w:id="173" w:author="PR Preview" w:date="2026-01-01T00:00:00Z">
+      <w:del w:id="175" w:author="PR Preview" w:date="2026-01-01T00:00:00Z">
         <w:r>
           <w:delText xml:space="preserve">48.8 Git and Version Control</w:delText>
         </w:r>
@@ -42437,7 +42447,7 @@
       <w:pPr>
         <w:pStyle w:val="Heading3"/>
       </w:pPr>
-      <w:ins w:id="174" w:author="PR Preview" w:date="2026-01-01T00:00:00Z">
+      <w:ins w:id="176" w:author="PR Preview" w:date="2026-01-01T00:00:00Z">
         <w:r>
           <w:t xml:space="preserve">49.8 Git and Version Control</w:t>
         </w:r>
@@ -42615,7 +42625,7 @@
         <w:t xml:space="preserve">organized by patterns like tags or issues</w:t>
       </w:r>
     </w:p>
-    <w:bookmarkStart w:id="405" w:name="refs"/>
+    <w:bookmarkStart w:id="406" w:name="refs"/>
     <w:bookmarkStart w:id="382" w:name="ref-bryan2023happygit"/>
     <w:p>
       <w:pPr>
@@ -42727,7 +42737,49 @@
       </w:r>
     </w:p>
     <w:bookmarkEnd w:id="385"/>
-    <w:bookmarkStart w:id="387" w:name="ref-parnas1972criteria"/>
+    <w:bookmarkStart w:id="386" w:name="ref-matloff-tidyverse-skeptic"/>
+    <w:p>
+      <w:pPr>
+        <w:pStyle w:val="Bibliography"/>
+      </w:pPr>
+      <w:ins w:id="177" w:author="PR Preview" w:date="2026-01-01T00:00:00Z">
+        <w:r>
+          <w:t xml:space="preserve">Matloff, Norm. 2019.</w:t>
+        </w:r>
+      </w:ins>
+      <w:ins w:id="178" w:author="PR Preview" w:date="2026-01-01T00:00:00Z">
+        <w:r>
+          <w:t xml:space="preserve"> </w:t>
+        </w:r>
+      </w:ins>
+      <w:ins w:id="179" w:author="PR Preview" w:date="2026-01-01T00:00:00Z">
+        <w:r>
+          <w:t xml:space="preserve">“Tidyverse Skeptic: Why the Tidyverse Is Not a Good Vehicle for Teaching Noncoders.”</w:t>
+        </w:r>
+      </w:ins>
+      <w:ins w:id="180" w:author="PR Preview" w:date="2026-01-01T00:00:00Z">
+        <w:r>
+          <w:t xml:space="preserve"> </w:t>
+        </w:r>
+      </w:ins>
+      <w:hyperlink r:id="rId322">
+        <w:ins w:id="181" w:author="PR Preview" w:date="2026-01-01T00:00:00Z">
+          <w:r>
+            <w:rPr>
+              <w:rStyle w:val="Hyperlink"/>
+            </w:rPr>
+            <w:t xml:space="preserve">https://matloff.github.io/TidyverseSkeptic/Skeptic.html</w:t>
+          </w:r>
+        </w:ins>
+      </w:hyperlink>
+      <w:ins w:id="182" w:author="PR Preview" w:date="2026-01-01T00:00:00Z">
+        <w:r>
+          <w:t xml:space="preserve">.</w:t>
+        </w:r>
+      </w:ins>
+    </w:p>
+    <w:bookmarkEnd w:id="386"/>
+    <w:bookmarkStart w:id="388" w:name="ref-parnas1972criteria"/>
     <w:p>
       <w:pPr>
         <w:pStyle w:val="Bibliography"/>
@@ -42760,7 +42812,7 @@
       <w:r>
         <w:t xml:space="preserve"> </w:t>
       </w:r>
-      <w:hyperlink r:id="rId386">
+      <w:hyperlink r:id="rId387">
         <w:r>
           <w:rPr>
             <w:rStyle w:val="Hyperlink"/>
@@ -42772,8 +42824,8 @@
         <w:t xml:space="preserve">.</w:t>
       </w:r>
     </w:p>
-    <w:bookmarkEnd w:id="387"/>
-    <w:bookmarkStart w:id="389" w:name="ref-stevens1974structured"/>
+    <w:bookmarkEnd w:id="388"/>
+    <w:bookmarkStart w:id="390" w:name="ref-stevens1974structured"/>
     <w:p>
       <w:pPr>
         <w:pStyle w:val="Bibliography"/>
@@ -42806,7 +42858,7 @@
       <w:r>
         <w:t xml:space="preserve"> </w:t>
       </w:r>
-      <w:hyperlink r:id="rId388">
+      <w:hyperlink r:id="rId389">
         <w:r>
           <w:rPr>
             <w:rStyle w:val="Hyperlink"/>
@@ -42818,8 +42870,8 @@
         <w:t xml:space="preserve">.</w:t>
       </w:r>
     </w:p>
-    <w:bookmarkEnd w:id="389"/>
-    <w:bookmarkStart w:id="391" w:name="ref-wickham2019advr"/>
+    <w:bookmarkEnd w:id="390"/>
+    <w:bookmarkStart w:id="392" w:name="ref-wickham2019advr"/>
     <w:p>
       <w:pPr>
         <w:pStyle w:val="Bibliography"/>
@@ -42843,7 +42895,7 @@
       <w:r>
         <w:t xml:space="preserve"> </w:t>
       </w:r>
-      <w:hyperlink r:id="rId390">
+      <w:hyperlink r:id="rId391">
         <w:r>
           <w:rPr>
             <w:rStyle w:val="Hyperlink"/>
@@ -42855,8 +42907,8 @@
         <w:t xml:space="preserve">.</w:t>
       </w:r>
     </w:p>
-    <w:bookmarkEnd w:id="391"/>
-    <w:bookmarkStart w:id="393" w:name="ref-wickham2021shiny"/>
+    <w:bookmarkEnd w:id="392"/>
+    <w:bookmarkStart w:id="394" w:name="ref-wickham2021shiny"/>
     <w:p>
       <w:pPr>
         <w:pStyle w:val="Bibliography"/>
@@ -42880,7 +42932,7 @@
       <w:r>
         <w:t xml:space="preserve"> </w:t>
       </w:r>
-      <w:hyperlink r:id="rId392">
+      <w:hyperlink r:id="rId393">
         <w:r>
           <w:rPr>
             <w:rStyle w:val="Hyperlink"/>
@@ -42892,8 +42944,8 @@
         <w:t xml:space="preserve">.</w:t>
       </w:r>
     </w:p>
-    <w:bookmarkEnd w:id="393"/>
-    <w:bookmarkStart w:id="395" w:name="ref-wickham2023tidydesign"/>
+    <w:bookmarkEnd w:id="394"/>
+    <w:bookmarkStart w:id="396" w:name="ref-wickham2023tidydesign"/>
     <w:p>
       <w:pPr>
         <w:pStyle w:val="Bibliography"/>
@@ -42917,7 +42969,7 @@
       <w:r>
         <w:t xml:space="preserve"> </w:t>
       </w:r>
-      <w:hyperlink r:id="rId394">
+      <w:hyperlink r:id="rId395">
         <w:r>
           <w:rPr>
             <w:rStyle w:val="Hyperlink"/>
@@ -42929,8 +42981,8 @@
         <w:t xml:space="preserve">.</w:t>
       </w:r>
     </w:p>
-    <w:bookmarkEnd w:id="395"/>
-    <w:bookmarkStart w:id="397" w:name="ref-wickham2023rpkgs"/>
+    <w:bookmarkEnd w:id="396"/>
+    <w:bookmarkStart w:id="398" w:name="ref-wickham2023rpkgs"/>
     <w:p>
       <w:pPr>
         <w:pStyle w:val="Bibliography"/>
@@ -42954,7 +43006,7 @@
       <w:r>
         <w:t xml:space="preserve"> </w:t>
       </w:r>
-      <w:hyperlink r:id="rId396">
+      <w:hyperlink r:id="rId397">
         <w:r>
           <w:rPr>
             <w:rStyle w:val="Hyperlink"/>
@@ -42966,8 +43018,8 @@
         <w:t xml:space="preserve">.</w:t>
       </w:r>
     </w:p>
-    <w:bookmarkEnd w:id="397"/>
-    <w:bookmarkStart w:id="399" w:name="ref-wickham2023r4ds"/>
+    <w:bookmarkEnd w:id="398"/>
+    <w:bookmarkStart w:id="400" w:name="ref-wickham2023r4ds"/>
     <w:p>
       <w:pPr>
         <w:pStyle w:val="Bibliography"/>
@@ -42991,7 +43043,7 @@
       <w:r>
         <w:t xml:space="preserve"> </w:t>
       </w:r>
-      <w:hyperlink r:id="rId398">
+      <w:hyperlink r:id="rId399">
         <w:r>
           <w:rPr>
             <w:rStyle w:val="Hyperlink"/>
@@ -43003,8 +43055,8 @@
         <w:t xml:space="preserve">.</w:t>
       </w:r>
     </w:p>
-    <w:bookmarkEnd w:id="399"/>
-    <w:bookmarkStart w:id="400" w:name="ref-R-roxygen2"/>
+    <w:bookmarkEnd w:id="400"/>
+    <w:bookmarkStart w:id="401" w:name="ref-R-roxygen2"/>
     <w:p>
       <w:pPr>
         <w:pStyle w:val="Bibliography"/>
@@ -43040,8 +43092,8 @@
         <w:t xml:space="preserve">.</w:t>
       </w:r>
     </w:p>
-    <w:bookmarkEnd w:id="400"/>
-    <w:bookmarkStart w:id="402" w:name="ref-wilson2014best"/>
+    <w:bookmarkEnd w:id="401"/>
+    <w:bookmarkStart w:id="403" w:name="ref-wilson2014best"/>
     <w:p>
       <w:pPr>
         <w:pStyle w:val="Bibliography"/>
@@ -43074,7 +43126,7 @@
       <w:r>
         <w:t xml:space="preserve"> </w:t>
       </w:r>
-      <w:hyperlink r:id="rId401">
+      <w:hyperlink r:id="rId402">
         <w:r>
           <w:rPr>
             <w:rStyle w:val="Hyperlink"/>
@@ -43086,8 +43138,8 @@
         <w:t xml:space="preserve">.</w:t>
       </w:r>
     </w:p>
-    <w:bookmarkEnd w:id="402"/>
-    <w:bookmarkStart w:id="404" w:name="ref-wilson2017good"/>
+    <w:bookmarkEnd w:id="403"/>
+    <w:bookmarkStart w:id="405" w:name="ref-wilson2017good"/>
     <w:p>
       <w:pPr>
         <w:pStyle w:val="Bibliography"/>
@@ -43120,7 +43172,7 @@
       <w:r>
         <w:t xml:space="preserve"> </w:t>
       </w:r>
-      <w:hyperlink r:id="rId403">
+      <w:hyperlink r:id="rId404">
         <w:r>
           <w:rPr>
             <w:rStyle w:val="Hyperlink"/>
@@ -43132,10 +43184,10 @@
         <w:t xml:space="preserve">.</w:t>
       </w:r>
     </w:p>
-    <w:bookmarkEnd w:id="404"/>
     <w:bookmarkEnd w:id="405"/>
     <w:bookmarkEnd w:id="406"/>
     <w:bookmarkEnd w:id="407"/>
+    <w:bookmarkEnd w:id="408"/>
     <w:sectPr>
       <w:footnotePr>
         <w:numRestart w:val="eachSect"/>
